--- a/v2.docx
+++ b/v2.docx
@@ -21795,12 +21795,97 @@
     </w:p>
     <w:p>
       <w:pPr>
+        <w:pStyle w:val="66"/>
+        <w:ind w:firstLine="480"/>
+      </w:pPr>
+    </w:p>
+    <w:p>
+      <w:pPr>
+        <w:pStyle w:val="66"/>
+        <w:ind w:firstLine="480"/>
+        <w:rPr>
+          <w:rFonts w:hint="eastAsia" w:eastAsia="宋体"/>
+          <w:lang w:eastAsia="zh-CN"/>
+        </w:rPr>
+      </w:pPr>
+      <w:r>
+        <w:rPr>
+          <w:rFonts w:hint="eastAsia" w:eastAsia="宋体"/>
+          <w:lang w:eastAsia="zh-CN"/>
+        </w:rPr>
+        <w:drawing>
+          <wp:inline distT="0" distB="0" distL="114300" distR="114300">
+            <wp:extent cx="5928360" cy="8188325"/>
+            <wp:effectExtent l="0" t="0" r="2540" b="3175"/>
+            <wp:docPr id="5" name="图片 5" descr="图二_Q2详细处理流程图"/>
+            <wp:cNvGraphicFramePr>
+              <a:graphicFrameLocks xmlns:a="http://schemas.openxmlformats.org/drawingml/2006/main" noChangeAspect="1"/>
+            </wp:cNvGraphicFramePr>
+            <a:graphic xmlns:a="http://schemas.openxmlformats.org/drawingml/2006/main">
+              <a:graphicData uri="http://schemas.openxmlformats.org/drawingml/2006/picture">
+                <pic:pic xmlns:pic="http://schemas.openxmlformats.org/drawingml/2006/picture">
+                  <pic:nvPicPr>
+                    <pic:cNvPr id="5" name="图片 5" descr="图二_Q2详细处理流程图"/>
+                    <pic:cNvPicPr>
+                      <a:picLocks noChangeAspect="1"/>
+                    </pic:cNvPicPr>
+                  </pic:nvPicPr>
+                  <pic:blipFill>
+                    <a:blip r:embed="rId390">
+                      <a:extLst>
+                        <a:ext uri="{96DAC541-7B7A-43D3-8B79-37D633B846F1}">
+                          <asvg:svgBlip xmlns:asvg="http://schemas.microsoft.com/office/drawing/2016/SVG/main" r:embed="rId391"/>
+                        </a:ext>
+                      </a:extLst>
+                    </a:blip>
+                    <a:stretch>
+                      <a:fillRect/>
+                    </a:stretch>
+                  </pic:blipFill>
+                  <pic:spPr>
+                    <a:xfrm>
+                      <a:off x="0" y="0"/>
+                      <a:ext cx="5928360" cy="8188325"/>
+                    </a:xfrm>
+                    <a:prstGeom prst="rect">
+                      <a:avLst/>
+                    </a:prstGeom>
+                  </pic:spPr>
+                </pic:pic>
+              </a:graphicData>
+            </a:graphic>
+          </wp:inline>
+        </w:drawing>
+      </w:r>
+    </w:p>
+    <w:p>
+      <w:pPr>
         <w:pStyle w:val="52"/>
         <w:spacing w:before="156" w:after="156"/>
         <w:rPr>
           <w:bCs/>
         </w:rPr>
       </w:pPr>
+      <w:r>
+        <w:rPr>
+          <w:position w:val="-32"/>
+          <w:sz w:val="24"/>
+        </w:rPr>
+        <w:object>
+          <v:shape id="_x0000_i1214" o:spt="75" type="#_x0000_t75" style="height:36.95pt;width:44.15pt;" o:ole="t" filled="f" o:preferrelative="t" stroked="f" coordsize="21600,21600">
+            <v:path/>
+            <v:fill on="f" focussize="0,0"/>
+            <v:stroke on="f" joinstyle="miter"/>
+            <v:imagedata r:id="rId208" o:title=""/>
+            <o:lock v:ext="edit" aspectratio="t"/>
+            <w10:wrap type="none"/>
+            <w10:anchorlock/>
+          </v:shape>
+          <o:OLEObject Type="Embed" ProgID="Equation.DSMT4" ShapeID="_x0000_i1214" DrawAspect="Content" ObjectID="_1468075913" r:id="rId392">
+            <o:LockedField>false</o:LockedField>
+          </o:OLEObject>
+        </w:object>
+      </w:r>
     </w:p>
     <w:p>
       <w:pPr>
@@ -21810,44 +21895,44 @@
           <w:bCs/>
         </w:rPr>
       </w:pPr>
+    </w:p>
+    <w:p>
+      <w:pPr>
+        <w:pStyle w:val="52"/>
+        <w:spacing w:before="156" w:after="156"/>
+        <w:rPr>
+          <w:bCs/>
+        </w:rPr>
+      </w:pPr>
+    </w:p>
+    <w:p>
+      <w:pPr>
+        <w:pStyle w:val="66"/>
+        <w:ind w:firstLine="480"/>
+      </w:pPr>
+    </w:p>
+    <w:p>
+      <w:pPr>
+        <w:pStyle w:val="66"/>
+        <w:ind w:firstLine="480"/>
+      </w:pPr>
+    </w:p>
+    <w:p>
+      <w:pPr>
+        <w:pStyle w:val="66"/>
+        <w:ind w:firstLine="480"/>
+      </w:pPr>
+    </w:p>
+    <w:p>
+      <w:pPr>
+        <w:pStyle w:val="66"/>
+        <w:ind w:firstLine="480"/>
+        <w:rPr>
+          <w:rFonts w:hint="eastAsia"/>
+        </w:rPr>
+      </w:pPr>
       <w:bookmarkStart w:id="30" w:name="_GoBack"/>
       <w:bookmarkEnd w:id="30"/>
-    </w:p>
-    <w:p>
-      <w:pPr>
-        <w:pStyle w:val="52"/>
-        <w:spacing w:before="156" w:after="156"/>
-        <w:rPr>
-          <w:bCs/>
-        </w:rPr>
-      </w:pPr>
-    </w:p>
-    <w:p>
-      <w:pPr>
-        <w:pStyle w:val="66"/>
-        <w:ind w:firstLine="480"/>
-      </w:pPr>
-    </w:p>
-    <w:p>
-      <w:pPr>
-        <w:pStyle w:val="66"/>
-        <w:ind w:firstLine="480"/>
-      </w:pPr>
-    </w:p>
-    <w:p>
-      <w:pPr>
-        <w:pStyle w:val="66"/>
-        <w:ind w:firstLine="480"/>
-      </w:pPr>
-    </w:p>
-    <w:p>
-      <w:pPr>
-        <w:pStyle w:val="66"/>
-        <w:ind w:firstLine="480"/>
-        <w:rPr>
-          <w:rFonts w:hint="eastAsia"/>
-        </w:rPr>
-      </w:pPr>
     </w:p>
     <w:sectPr>
       <w:footerReference r:id="rId4" w:type="first"/>
@@ -21979,7 +22064,7 @@
     <w:lsdException w:qFormat="1" w:unhideWhenUsed="0" w:uiPriority="10" w:semiHidden="0" w:name="Title"/>
     <w:lsdException w:uiPriority="99" w:name="Closing"/>
     <w:lsdException w:uiPriority="99" w:name="Signature"/>
-    <w:lsdException w:uiPriority="1" w:semiHidden="0" w:name="Default Paragraph Font"/>
+    <w:lsdException w:qFormat="1" w:uiPriority="1" w:semiHidden="0" w:name="Default Paragraph Font"/>
     <w:lsdException w:uiPriority="99" w:name="Body Text"/>
     <w:lsdException w:uiPriority="99" w:name="Body Text Indent"/>
     <w:lsdException w:uiPriority="99" w:name="List Continue"/>
@@ -22017,7 +22102,7 @@
     <w:lsdException w:uiPriority="99" w:name="HTML Sample"/>
     <w:lsdException w:uiPriority="99" w:name="HTML Typewriter"/>
     <w:lsdException w:uiPriority="99" w:name="HTML Variable"/>
-    <w:lsdException w:uiPriority="99" w:name="Normal Table"/>
+    <w:lsdException w:qFormat="1" w:uiPriority="99" w:name="Normal Table"/>
     <w:lsdException w:qFormat="1" w:uiPriority="0" w:semiHidden="0" w:name="annotation subject"/>
     <w:lsdException w:uiPriority="99" w:name="Table Simple 1"/>
     <w:lsdException w:uiPriority="99" w:name="Table Simple 2"/>
@@ -22271,12 +22356,14 @@
   <w:style w:type="character" w:default="1" w:styleId="21">
     <w:name w:val="Default Paragraph Font"/>
     <w:unhideWhenUsed/>
+    <w:qFormat/>
     <w:uiPriority w:val="1"/>
   </w:style>
   <w:style w:type="table" w:default="1" w:styleId="19">
     <w:name w:val="Normal Table"/>
     <w:semiHidden/>
     <w:unhideWhenUsed/>
+    <w:qFormat/>
     <w:uiPriority w:val="99"/>
     <w:tblPr>
       <w:tblCellMar>
@@ -22993,6 +23080,7 @@
   <w:style w:type="character" w:customStyle="1" w:styleId="61">
     <w:name w:val="vlist-s"/>
     <w:basedOn w:val="21"/>
+    <w:qFormat/>
     <w:uiPriority w:val="0"/>
   </w:style>
   <w:style w:type="paragraph" w:customStyle="1" w:styleId="62">
@@ -23011,6 +23099,7 @@
   <w:style w:type="character" w:customStyle="1" w:styleId="63">
     <w:name w:val="my 图表 字符"/>
     <w:link w:val="62"/>
+    <w:qFormat/>
     <w:uiPriority w:val="0"/>
     <w:rPr>
       <w:kern w:val="2"/>
